--- a/lessons/7-6/homework.docx
+++ b/lessons/7-6/homework.docx
@@ -106,7 +106,55 @@
     </w:p>
     <w:p>
       <w:pPr>
-        <w:spacing w:after="60"/>
+        <w:keepNext/>
+        <w:spacing w:after="20" w:before="80"/>
+        <w:jc w:val="center"/>
+      </w:pPr>
+      <w:r>
+        <w:drawing>
+          <wp:inline distT="0" distB="0" distL="0" distR="0">
+            <wp:extent cx="1047750" cy="790575"/>
+            <wp:effectExtent t="0" r="0" b="0" l="0"/>
+            <wp:docPr id="1" name="" descr="" title=""/>
+            <wp:cNvGraphicFramePr>
+              <a:graphicFrameLocks xmlns:a="http://schemas.openxmlformats.org/drawingml/2006/main" noChangeAspect="1"/>
+            </wp:cNvGraphicFramePr>
+            <a:graphic xmlns:a="http://schemas.openxmlformats.org/drawingml/2006/main">
+              <a:graphicData uri="http://schemas.openxmlformats.org/drawingml/2006/picture">
+                <pic:pic xmlns:pic="http://schemas.openxmlformats.org/drawingml/2006/picture">
+                  <pic:nvPicPr>
+                    <pic:cNvPr id="0" name="" descr=""/>
+                    <pic:cNvPicPr>
+                      <a:picLocks noChangeAspect="1" noChangeArrowheads="1"/>
+                    </pic:cNvPicPr>
+                  </pic:nvPicPr>
+                  <pic:blipFill>
+                    <a:blip r:embed="rId7" cstate="none"/>
+                    <a:srcRect/>
+                    <a:stretch>
+                      <a:fillRect/>
+                    </a:stretch>
+                  </pic:blipFill>
+                  <pic:spPr bwMode="auto">
+                    <a:xfrm>
+                      <a:off x="0" y="0"/>
+                      <a:ext cx="1047750" cy="790575"/>
+                    </a:xfrm>
+                    <a:prstGeom prst="rect">
+                      <a:avLst/>
+                    </a:prstGeom>
+                  </pic:spPr>
+                </pic:pic>
+              </a:graphicData>
+            </a:graphic>
+          </wp:inline>
+        </w:drawing>
+      </w:r>
+    </w:p>
+    <w:p>
+      <w:pPr>
+        <w:keepNext/>
+        <w:spacing w:after="120"/>
       </w:pPr>
       <w:r>
         <w:rPr>
@@ -116,12 +164,60 @@
         <w:t xml:space="preserve">Solve (Resolver)</w:t>
       </w:r>
       <w:r>
-        <w:t xml:space="preserve"> — To find the value or values that make an equation or inequality true</w:t>
-      </w:r>
-    </w:p>
-    <w:p>
-      <w:pPr>
-        <w:spacing w:after="60"/>
+        <w:t xml:space="preserve"> — To find the number that makes it true.</w:t>
+      </w:r>
+    </w:p>
+    <w:p>
+      <w:pPr>
+        <w:keepNext/>
+        <w:spacing w:after="20" w:before="80"/>
+        <w:jc w:val="center"/>
+      </w:pPr>
+      <w:r>
+        <w:drawing>
+          <wp:inline distT="0" distB="0" distL="0" distR="0">
+            <wp:extent cx="1047750" cy="790575"/>
+            <wp:effectExtent t="0" r="0" b="0" l="0"/>
+            <wp:docPr id="1" name="" descr="" title=""/>
+            <wp:cNvGraphicFramePr>
+              <a:graphicFrameLocks xmlns:a="http://schemas.openxmlformats.org/drawingml/2006/main" noChangeAspect="1"/>
+            </wp:cNvGraphicFramePr>
+            <a:graphic xmlns:a="http://schemas.openxmlformats.org/drawingml/2006/main">
+              <a:graphicData uri="http://schemas.openxmlformats.org/drawingml/2006/picture">
+                <pic:pic xmlns:pic="http://schemas.openxmlformats.org/drawingml/2006/picture">
+                  <pic:nvPicPr>
+                    <pic:cNvPr id="0" name="" descr=""/>
+                    <pic:cNvPicPr>
+                      <a:picLocks noChangeAspect="1" noChangeArrowheads="1"/>
+                    </pic:cNvPicPr>
+                  </pic:nvPicPr>
+                  <pic:blipFill>
+                    <a:blip r:embed="rId8" cstate="none"/>
+                    <a:srcRect/>
+                    <a:stretch>
+                      <a:fillRect/>
+                    </a:stretch>
+                  </pic:blipFill>
+                  <pic:spPr bwMode="auto">
+                    <a:xfrm>
+                      <a:off x="0" y="0"/>
+                      <a:ext cx="1047750" cy="790575"/>
+                    </a:xfrm>
+                    <a:prstGeom prst="rect">
+                      <a:avLst/>
+                    </a:prstGeom>
+                  </pic:spPr>
+                </pic:pic>
+              </a:graphicData>
+            </a:graphic>
+          </wp:inline>
+        </w:drawing>
+      </w:r>
+    </w:p>
+    <w:p>
+      <w:pPr>
+        <w:keepNext/>
+        <w:spacing w:after="120"/>
       </w:pPr>
       <w:r>
         <w:rPr>
@@ -131,12 +227,60 @@
         <w:t xml:space="preserve">Graph (Graficar)</w:t>
       </w:r>
       <w:r>
-        <w:t xml:space="preserve"> — To represent solutions on a number line using circles and shading</w:t>
-      </w:r>
-    </w:p>
-    <w:p>
-      <w:pPr>
-        <w:spacing w:after="60"/>
+        <w:t xml:space="preserve"> — To show answers on a number line with circles and shading.</w:t>
+      </w:r>
+    </w:p>
+    <w:p>
+      <w:pPr>
+        <w:keepNext/>
+        <w:spacing w:after="20" w:before="80"/>
+        <w:jc w:val="center"/>
+      </w:pPr>
+      <w:r>
+        <w:drawing>
+          <wp:inline distT="0" distB="0" distL="0" distR="0">
+            <wp:extent cx="1047750" cy="790575"/>
+            <wp:effectExtent t="0" r="0" b="0" l="0"/>
+            <wp:docPr id="1" name="" descr="" title=""/>
+            <wp:cNvGraphicFramePr>
+              <a:graphicFrameLocks xmlns:a="http://schemas.openxmlformats.org/drawingml/2006/main" noChangeAspect="1"/>
+            </wp:cNvGraphicFramePr>
+            <a:graphic xmlns:a="http://schemas.openxmlformats.org/drawingml/2006/main">
+              <a:graphicData uri="http://schemas.openxmlformats.org/drawingml/2006/picture">
+                <pic:pic xmlns:pic="http://schemas.openxmlformats.org/drawingml/2006/picture">
+                  <pic:nvPicPr>
+                    <pic:cNvPr id="0" name="" descr=""/>
+                    <pic:cNvPicPr>
+                      <a:picLocks noChangeAspect="1" noChangeArrowheads="1"/>
+                    </pic:cNvPicPr>
+                  </pic:nvPicPr>
+                  <pic:blipFill>
+                    <a:blip r:embed="rId7" cstate="none"/>
+                    <a:srcRect/>
+                    <a:stretch>
+                      <a:fillRect/>
+                    </a:stretch>
+                  </pic:blipFill>
+                  <pic:spPr bwMode="auto">
+                    <a:xfrm>
+                      <a:off x="0" y="0"/>
+                      <a:ext cx="1047750" cy="790575"/>
+                    </a:xfrm>
+                    <a:prstGeom prst="rect">
+                      <a:avLst/>
+                    </a:prstGeom>
+                  </pic:spPr>
+                </pic:pic>
+              </a:graphicData>
+            </a:graphic>
+          </wp:inline>
+        </w:drawing>
+      </w:r>
+    </w:p>
+    <w:p>
+      <w:pPr>
+        <w:keepNext/>
+        <w:spacing w:after="120"/>
       </w:pPr>
       <w:r>
         <w:rPr>
@@ -146,12 +290,60 @@
         <w:t xml:space="preserve">Solution (Solución)</w:t>
       </w:r>
       <w:r>
-        <w:t xml:space="preserve"> — A value that makes an equation or inequality true when substituted for the variable</w:t>
-      </w:r>
-    </w:p>
-    <w:p>
-      <w:pPr>
-        <w:spacing w:after="60"/>
+        <w:t xml:space="preserve"> — A number that makes the equation or inequality true.</w:t>
+      </w:r>
+    </w:p>
+    <w:p>
+      <w:pPr>
+        <w:keepNext/>
+        <w:spacing w:after="20" w:before="80"/>
+        <w:jc w:val="center"/>
+      </w:pPr>
+      <w:r>
+        <w:drawing>
+          <wp:inline distT="0" distB="0" distL="0" distR="0">
+            <wp:extent cx="1047750" cy="790575"/>
+            <wp:effectExtent t="0" r="0" b="0" l="0"/>
+            <wp:docPr id="1" name="" descr="" title=""/>
+            <wp:cNvGraphicFramePr>
+              <a:graphicFrameLocks xmlns:a="http://schemas.openxmlformats.org/drawingml/2006/main" noChangeAspect="1"/>
+            </wp:cNvGraphicFramePr>
+            <a:graphic xmlns:a="http://schemas.openxmlformats.org/drawingml/2006/main">
+              <a:graphicData uri="http://schemas.openxmlformats.org/drawingml/2006/picture">
+                <pic:pic xmlns:pic="http://schemas.openxmlformats.org/drawingml/2006/picture">
+                  <pic:nvPicPr>
+                    <pic:cNvPr id="0" name="" descr=""/>
+                    <pic:cNvPicPr>
+                      <a:picLocks noChangeAspect="1" noChangeArrowheads="1"/>
+                    </pic:cNvPicPr>
+                  </pic:nvPicPr>
+                  <pic:blipFill>
+                    <a:blip r:embed="rId9" cstate="none"/>
+                    <a:srcRect/>
+                    <a:stretch>
+                      <a:fillRect/>
+                    </a:stretch>
+                  </pic:blipFill>
+                  <pic:spPr bwMode="auto">
+                    <a:xfrm>
+                      <a:off x="0" y="0"/>
+                      <a:ext cx="1047750" cy="790575"/>
+                    </a:xfrm>
+                    <a:prstGeom prst="rect">
+                      <a:avLst/>
+                    </a:prstGeom>
+                  </pic:spPr>
+                </pic:pic>
+              </a:graphicData>
+            </a:graphic>
+          </wp:inline>
+        </w:drawing>
+      </w:r>
+    </w:p>
+    <w:p>
+      <w:pPr>
+        <w:keepNext/>
+        <w:spacing w:after="120"/>
       </w:pPr>
       <w:r>
         <w:rPr>
@@ -161,7 +353,133 @@
         <w:t xml:space="preserve">Substitute (Sustituir)</w:t>
       </w:r>
       <w:r>
-        <w:t xml:space="preserve"> — To replace a variable with a specific value to check if it makes the statement true</w:t>
+        <w:t xml:space="preserve"> — To put a number in for the letter to check if it works.</w:t>
+      </w:r>
+    </w:p>
+    <w:p>
+      <w:pPr>
+        <w:keepNext/>
+        <w:spacing w:after="20" w:before="80"/>
+        <w:jc w:val="center"/>
+      </w:pPr>
+      <w:r>
+        <w:drawing>
+          <wp:inline distT="0" distB="0" distL="0" distR="0">
+            <wp:extent cx="1047750" cy="790575"/>
+            <wp:effectExtent t="0" r="0" b="0" l="0"/>
+            <wp:docPr id="1" name="" descr="" title=""/>
+            <wp:cNvGraphicFramePr>
+              <a:graphicFrameLocks xmlns:a="http://schemas.openxmlformats.org/drawingml/2006/main" noChangeAspect="1"/>
+            </wp:cNvGraphicFramePr>
+            <a:graphic xmlns:a="http://schemas.openxmlformats.org/drawingml/2006/main">
+              <a:graphicData uri="http://schemas.openxmlformats.org/drawingml/2006/picture">
+                <pic:pic xmlns:pic="http://schemas.openxmlformats.org/drawingml/2006/picture">
+                  <pic:nvPicPr>
+                    <pic:cNvPr id="0" name="" descr=""/>
+                    <pic:cNvPicPr>
+                      <a:picLocks noChangeAspect="1" noChangeArrowheads="1"/>
+                    </pic:cNvPicPr>
+                  </pic:nvPicPr>
+                  <pic:blipFill>
+                    <a:blip r:embed="rId10" cstate="none"/>
+                    <a:srcRect/>
+                    <a:stretch>
+                      <a:fillRect/>
+                    </a:stretch>
+                  </pic:blipFill>
+                  <pic:spPr bwMode="auto">
+                    <a:xfrm>
+                      <a:off x="0" y="0"/>
+                      <a:ext cx="1047750" cy="790575"/>
+                    </a:xfrm>
+                    <a:prstGeom prst="rect">
+                      <a:avLst/>
+                    </a:prstGeom>
+                  </pic:spPr>
+                </pic:pic>
+              </a:graphicData>
+            </a:graphic>
+          </wp:inline>
+        </w:drawing>
+      </w:r>
+    </w:p>
+    <w:p>
+      <w:pPr>
+        <w:keepNext/>
+        <w:spacing w:after="120"/>
+      </w:pPr>
+      <w:r>
+        <w:rPr>
+          <w:b/>
+          <w:bCs/>
+        </w:rPr>
+        <w:t xml:space="preserve">Solution set (Conjunto solución)</w:t>
+      </w:r>
+      <w:r>
+        <w:t xml:space="preserve"> — All of the values that make an inequality true.</w:t>
+      </w:r>
+    </w:p>
+    <w:p>
+      <w:pPr>
+        <w:keepNext/>
+        <w:spacing w:after="20" w:before="80"/>
+        <w:jc w:val="center"/>
+      </w:pPr>
+      <w:r>
+        <w:drawing>
+          <wp:inline distT="0" distB="0" distL="0" distR="0">
+            <wp:extent cx="1047750" cy="790575"/>
+            <wp:effectExtent t="0" r="0" b="0" l="0"/>
+            <wp:docPr id="1" name="" descr="" title=""/>
+            <wp:cNvGraphicFramePr>
+              <a:graphicFrameLocks xmlns:a="http://schemas.openxmlformats.org/drawingml/2006/main" noChangeAspect="1"/>
+            </wp:cNvGraphicFramePr>
+            <a:graphic xmlns:a="http://schemas.openxmlformats.org/drawingml/2006/main">
+              <a:graphicData uri="http://schemas.openxmlformats.org/drawingml/2006/picture">
+                <pic:pic xmlns:pic="http://schemas.openxmlformats.org/drawingml/2006/picture">
+                  <pic:nvPicPr>
+                    <pic:cNvPr id="0" name="" descr=""/>
+                    <pic:cNvPicPr>
+                      <a:picLocks noChangeAspect="1" noChangeArrowheads="1"/>
+                    </pic:cNvPicPr>
+                  </pic:nvPicPr>
+                  <pic:blipFill>
+                    <a:blip r:embed="rId7" cstate="none"/>
+                    <a:srcRect/>
+                    <a:stretch>
+                      <a:fillRect/>
+                    </a:stretch>
+                  </pic:blipFill>
+                  <pic:spPr bwMode="auto">
+                    <a:xfrm>
+                      <a:off x="0" y="0"/>
+                      <a:ext cx="1047750" cy="790575"/>
+                    </a:xfrm>
+                    <a:prstGeom prst="rect">
+                      <a:avLst/>
+                    </a:prstGeom>
+                  </pic:spPr>
+                </pic:pic>
+              </a:graphicData>
+            </a:graphic>
+          </wp:inline>
+        </w:drawing>
+      </w:r>
+    </w:p>
+    <w:p>
+      <w:pPr>
+        <w:keepNext/>
+        <w:spacing w:after="120"/>
+      </w:pPr>
+      <w:r>
+        <w:rPr>
+          <w:b/>
+          <w:bCs/>
+        </w:rPr>
+        <w:t xml:space="preserve">Inverse operation (Operación inversa)</w:t>
+      </w:r>
+      <w:r>
+        <w:t xml:space="preserve"> — An operation that undoes another, used to isolate the variable.</w:t>
       </w:r>
     </w:p>
     <w:p>

--- a/lessons/7-6/homework.docx
+++ b/lessons/7-6/homework.docx
@@ -24,7 +24,7 @@
           <w:i/>
           <w:iCs/>
         </w:rPr>
-        <w:t xml:space="preserve">Lesson 7-6  •  Standard 6.EE.5</w:t>
+        <w:t xml:space="preserve">Lesson 7-6  •  Standard 6.AT.8</w:t>
       </w:r>
     </w:p>
     <w:p>
@@ -993,39 +993,43 @@
           <w:b/>
           <w:bCs/>
         </w:rPr>
-        <w:t xml:space="preserve">6. Solve and choose the solution: x + 3 &lt; 9.</w:t>
-      </w:r>
-    </w:p>
-    <w:p>
-      <w:pPr>
-        <w:spacing w:after="40" w:before="0"/>
-      </w:pPr>
-      <w:r>
-        <w:t xml:space="preserve">     A. x &lt; 6</w:t>
-      </w:r>
-    </w:p>
-    <w:p>
-      <w:pPr>
-        <w:spacing w:after="40" w:before="0"/>
-      </w:pPr>
-      <w:r>
-        <w:t xml:space="preserve">     B. x &gt; 6</w:t>
-      </w:r>
-    </w:p>
-    <w:p>
-      <w:pPr>
-        <w:spacing w:after="40" w:before="0"/>
-      </w:pPr>
-      <w:r>
-        <w:t xml:space="preserve">     C. x &lt; 12</w:t>
-      </w:r>
-    </w:p>
-    <w:p>
-      <w:pPr>
-        <w:spacing w:after="40" w:before="0"/>
-      </w:pPr>
-      <w:r>
-        <w:t xml:space="preserve">     D. x &gt; 12</w:t>
+        <w:t xml:space="preserve">6. onLevel — Spot the Common Mistake</w:t>
+      </w:r>
+    </w:p>
+    <w:p>
+      <w:pPr>
+        <w:spacing w:after="40" w:before="0"/>
+      </w:pPr>
+      <w:r>
+        <w:t xml:space="preserve">   Step 1 (Read): A student is working on Solve and Graph Inequalities.</w:t>
+      </w:r>
+    </w:p>
+    <w:p>
+      <w:pPr>
+        <w:spacing w:after="40" w:before="0"/>
+      </w:pPr>
+      <w:r>
+        <w:t xml:space="preserve">   Step 2 (Attempt): They ignored the rule: Solve with inverse operations, then graph the solution set: open circle for &lt; or &gt;, closed for ≤ or ≥.</w:t>
+      </w:r>
+    </w:p>
+    <w:p>
+      <w:pPr>
+        <w:spacing w:after="40" w:before="0"/>
+      </w:pPr>
+      <w:r>
+        <w:t xml:space="preserve">   Step 3 (Check): The answer does not match the math rule from class.</w:t>
+      </w:r>
+    </w:p>
+    <w:p>
+      <w:pPr>
+        <w:spacing w:after="60" w:before="0"/>
+      </w:pPr>
+      <w:r>
+        <w:rPr>
+          <w:i/>
+          <w:iCs/>
+        </w:rPr>
+        <w:t xml:space="preserve">Which step has the mistake? Explain and fix it:</w:t>
       </w:r>
     </w:p>
     <w:p>
@@ -1041,6 +1045,28 @@
     </w:p>
     <w:p>
       <w:pPr>
+        <w:spacing w:after="60" w:before="120"/>
+      </w:pPr>
+      <w:r>
+        <w:rPr>
+          <w:color w:val="BBBBBB"/>
+        </w:rPr>
+        <w:t xml:space="preserve">______________________________________________________________________</w:t>
+      </w:r>
+    </w:p>
+    <w:p>
+      <w:pPr>
+        <w:spacing w:after="60" w:before="120"/>
+      </w:pPr>
+      <w:r>
+        <w:rPr>
+          <w:color w:val="BBBBBB"/>
+        </w:rPr>
+        <w:t xml:space="preserve">______________________________________________________________________</w:t>
+      </w:r>
+    </w:p>
+    <w:p>
+      <w:pPr>
         <w:spacing w:after="80" w:before="0"/>
       </w:pPr>
       <w:r>
@@ -1048,39 +1074,39 @@
           <w:b/>
           <w:bCs/>
         </w:rPr>
-        <w:t xml:space="preserve">7. Solve: 2x ≥ 10.</w:t>
-      </w:r>
-    </w:p>
-    <w:p>
-      <w:pPr>
-        <w:spacing w:after="40" w:before="0"/>
-      </w:pPr>
-      <w:r>
-        <w:t xml:space="preserve">     A. x ≥ 5</w:t>
-      </w:r>
-    </w:p>
-    <w:p>
-      <w:pPr>
-        <w:spacing w:after="40" w:before="0"/>
-      </w:pPr>
-      <w:r>
-        <w:t xml:space="preserve">     B. x ≤ 5</w:t>
-      </w:r>
-    </w:p>
-    <w:p>
-      <w:pPr>
-        <w:spacing w:after="40" w:before="0"/>
-      </w:pPr>
-      <w:r>
-        <w:t xml:space="preserve">     C. x ≥ 20</w:t>
-      </w:r>
-    </w:p>
-    <w:p>
-      <w:pPr>
-        <w:spacing w:after="40" w:before="0"/>
-      </w:pPr>
-      <w:r>
-        <w:t xml:space="preserve">     D. x ≥ 8</w:t>
+        <w:t xml:space="preserve">7. Clue 1: Which value is a solution of x &gt; 7?</w:t>
+      </w:r>
+    </w:p>
+    <w:p>
+      <w:pPr>
+        <w:spacing w:after="40" w:before="0"/>
+      </w:pPr>
+      <w:r>
+        <w:t xml:space="preserve">     A. 9</w:t>
+      </w:r>
+    </w:p>
+    <w:p>
+      <w:pPr>
+        <w:spacing w:after="40" w:before="0"/>
+      </w:pPr>
+      <w:r>
+        <w:t xml:space="preserve">     B. 7</w:t>
+      </w:r>
+    </w:p>
+    <w:p>
+      <w:pPr>
+        <w:spacing w:after="40" w:before="0"/>
+      </w:pPr>
+      <w:r>
+        <w:t xml:space="preserve">     C. 5</w:t>
+      </w:r>
+    </w:p>
+    <w:p>
+      <w:pPr>
+        <w:spacing w:after="40" w:before="0"/>
+      </w:pPr>
+      <w:r>
+        <w:t xml:space="preserve">     D. 3</w:t>
       </w:r>
     </w:p>
     <w:p>
@@ -1103,39 +1129,39 @@
           <w:b/>
           <w:bCs/>
         </w:rPr>
-        <w:t xml:space="preserve">8. A rider must be at least 48 inches tall. Which inequality and a valid height fit?</w:t>
-      </w:r>
-    </w:p>
-    <w:p>
-      <w:pPr>
-        <w:spacing w:after="40" w:before="0"/>
-      </w:pPr>
-      <w:r>
-        <w:t xml:space="preserve">     A. h ≥ 48; 50 inches works</w:t>
-      </w:r>
-    </w:p>
-    <w:p>
-      <w:pPr>
-        <w:spacing w:after="40" w:before="0"/>
-      </w:pPr>
-      <w:r>
-        <w:t xml:space="preserve">     B. h &gt; 48; 48 works</w:t>
-      </w:r>
-    </w:p>
-    <w:p>
-      <w:pPr>
-        <w:spacing w:after="40" w:before="0"/>
-      </w:pPr>
-      <w:r>
-        <w:t xml:space="preserve">     C. h ≤ 48; 50 works</w:t>
-      </w:r>
-    </w:p>
-    <w:p>
-      <w:pPr>
-        <w:spacing w:after="40" w:before="0"/>
-      </w:pPr>
-      <w:r>
-        <w:t xml:space="preserve">     D. h &lt; 48; 48 works</w:t>
+        <w:t xml:space="preserve">8. Clue 2: Is 5 a solution of x ≤ 5?</w:t>
+      </w:r>
+    </w:p>
+    <w:p>
+      <w:pPr>
+        <w:spacing w:after="40" w:before="0"/>
+      </w:pPr>
+      <w:r>
+        <w:t xml:space="preserve">     A. Yes, because 5 ≤ 5 is true</w:t>
+      </w:r>
+    </w:p>
+    <w:p>
+      <w:pPr>
+        <w:spacing w:after="40" w:before="0"/>
+      </w:pPr>
+      <w:r>
+        <w:t xml:space="preserve">     B. No, because 5 is not less than 5</w:t>
+      </w:r>
+    </w:p>
+    <w:p>
+      <w:pPr>
+        <w:spacing w:after="40" w:before="0"/>
+      </w:pPr>
+      <w:r>
+        <w:t xml:space="preserve">     C. No, because ≤ means only smaller numbers</w:t>
+      </w:r>
+    </w:p>
+    <w:p>
+      <w:pPr>
+        <w:spacing w:after="40" w:before="0"/>
+      </w:pPr>
+      <w:r>
+        <w:t xml:space="preserve">     D. Yes, but only because 5 is odd</w:t>
       </w:r>
     </w:p>
     <w:p>
@@ -1158,41 +1184,230 @@
           <w:b/>
           <w:bCs/>
         </w:rPr>
-        <w:t xml:space="preserve">9. Which value is NOT a solution of x ≤ 7?</w:t>
-      </w:r>
-    </w:p>
-    <w:p>
-      <w:pPr>
-        <w:spacing w:after="40" w:before="0"/>
-      </w:pPr>
-      <w:r>
-        <w:t xml:space="preserve">     A. 8</w:t>
-      </w:r>
-    </w:p>
-    <w:p>
-      <w:pPr>
-        <w:spacing w:after="40" w:before="0"/>
-      </w:pPr>
-      <w:r>
-        <w:t xml:space="preserve">     B. 7</w:t>
-      </w:r>
-    </w:p>
-    <w:p>
-      <w:pPr>
-        <w:spacing w:after="40" w:before="0"/>
-      </w:pPr>
-      <w:r>
-        <w:t xml:space="preserve">     C. 6</w:t>
-      </w:r>
-    </w:p>
-    <w:p>
-      <w:pPr>
-        <w:spacing w:after="40" w:before="0"/>
-      </w:pPr>
-      <w:r>
-        <w:t xml:space="preserve">     D. 0</w:t>
-      </w:r>
-    </w:p>
+        <w:t xml:space="preserve">9. Detective, sort each suspect's badge number into the right vault door for the rule x ≥ 4. A value is a solution if it makes x ≥ 4 true.</w:t>
+      </w:r>
+    </w:p>
+    <w:p>
+      <w:pPr>
+        <w:spacing w:after="80" w:before="0"/>
+      </w:pPr>
+      <w:r>
+        <w:rPr>
+          <w:i/>
+          <w:iCs/>
+        </w:rPr>
+        <w:t xml:space="preserve">Groups: Solution of x ≥ 4   |   NOT a solution of x ≥ 4</w:t>
+      </w:r>
+    </w:p>
+    <w:p>
+      <w:pPr>
+        <w:spacing w:after="40" w:before="0"/>
+      </w:pPr>
+      <w:r>
+        <w:t xml:space="preserve">   • 9   → __________________</w:t>
+      </w:r>
+    </w:p>
+    <w:p>
+      <w:pPr>
+        <w:spacing w:after="40" w:before="0"/>
+      </w:pPr>
+      <w:r>
+        <w:t xml:space="preserve">   • 5   → __________________</w:t>
+      </w:r>
+    </w:p>
+    <w:p>
+      <w:pPr>
+        <w:spacing w:after="40" w:before="0"/>
+      </w:pPr>
+      <w:r>
+        <w:t xml:space="preserve">   • 4   → __________________</w:t>
+      </w:r>
+    </w:p>
+    <w:p>
+      <w:pPr>
+        <w:spacing w:after="40" w:before="0"/>
+      </w:pPr>
+      <w:r>
+        <w:t xml:space="preserve">   • 3   → __________________</w:t>
+      </w:r>
+    </w:p>
+    <w:p>
+      <w:pPr>
+        <w:spacing w:after="40" w:before="0"/>
+      </w:pPr>
+      <w:r>
+        <w:t xml:space="preserve">   • 2   → __________________</w:t>
+      </w:r>
+    </w:p>
+    <w:p>
+      <w:pPr>
+        <w:spacing w:after="40" w:before="0"/>
+      </w:pPr>
+      <w:r>
+        <w:t xml:space="preserve">   • 0   → __________________</w:t>
+      </w:r>
+    </w:p>
+    <w:p>
+      <w:pPr>
+        <w:spacing w:after="60" w:before="120"/>
+      </w:pPr>
+      <w:r>
+        <w:rPr>
+          <w:color w:val="BBBBBB"/>
+        </w:rPr>
+        <w:t xml:space="preserve">______________________________________________________________________</w:t>
+      </w:r>
+    </w:p>
+    <w:p>
+      <w:pPr>
+        <w:spacing w:after="80" w:before="0"/>
+      </w:pPr>
+      <w:r>
+        <w:rPr>
+          <w:b/>
+          <w:bCs/>
+        </w:rPr>
+        <w:t xml:space="preserve">10. Lock-and-key match: connect each badge number to the one inequality it is a solution of. Substitute to check that each value makes its inequality true.</w:t>
+      </w:r>
+    </w:p>
+    <w:tbl>
+      <w:tblPr>
+        <w:tblW w:type="pct" w:w="100%"/>
+        <w:tblBorders>
+          <w:top w:val="single" w:color="auto" w:sz="4"/>
+          <w:left w:val="single" w:color="auto" w:sz="4"/>
+          <w:bottom w:val="single" w:color="auto" w:sz="4"/>
+          <w:right w:val="single" w:color="auto" w:sz="4"/>
+          <w:insideH w:val="single" w:color="auto" w:sz="4"/>
+          <w:insideV w:val="single" w:color="auto" w:sz="4"/>
+        </w:tblBorders>
+      </w:tblPr>
+      <w:tblGrid>
+        <w:gridCol w:w="100"/>
+        <w:gridCol w:w="100"/>
+      </w:tblGrid>
+      <w:tr>
+        <w:trPr>
+          <w:tblHeader/>
+        </w:trPr>
+        <w:tc>
+          <w:tcPr>
+            <w:tcW w:type="pct" w:w="50%"/>
+          </w:tcPr>
+          <w:p>
+            <w:r>
+              <w:rPr>
+                <w:b/>
+                <w:bCs/>
+              </w:rPr>
+              <w:t xml:space="preserve">Item</w:t>
+            </w:r>
+          </w:p>
+        </w:tc>
+        <w:tc>
+          <w:tcPr>
+            <w:tcW w:type="pct" w:w="50%"/>
+          </w:tcPr>
+          <w:p>
+            <w:r>
+              <w:rPr>
+                <w:b/>
+                <w:bCs/>
+              </w:rPr>
+              <w:t xml:space="preserve">Answer choices</w:t>
+            </w:r>
+          </w:p>
+        </w:tc>
+      </w:tr>
+      <w:tr>
+        <w:tc>
+          <w:tcPr>
+            <w:tcW w:type="pct" w:w="50%"/>
+          </w:tcPr>
+          <w:p>
+            <w:r>
+              <w:t xml:space="preserve">____  12</w:t>
+            </w:r>
+          </w:p>
+        </w:tc>
+        <w:tc>
+          <w:tcPr>
+            <w:tcW w:type="pct" w:w="50%"/>
+          </w:tcPr>
+          <w:p>
+            <w:r>
+              <w:t xml:space="preserve">D. x &lt; 5</w:t>
+            </w:r>
+          </w:p>
+        </w:tc>
+      </w:tr>
+      <w:tr>
+        <w:tc>
+          <w:tcPr>
+            <w:tcW w:type="pct" w:w="50%"/>
+          </w:tcPr>
+          <w:p>
+            <w:r>
+              <w:t xml:space="preserve">____  6</w:t>
+            </w:r>
+          </w:p>
+        </w:tc>
+        <w:tc>
+          <w:tcPr>
+            <w:tcW w:type="pct" w:w="50%"/>
+          </w:tcPr>
+          <w:p>
+            <w:r>
+              <w:t xml:space="preserve">C. x ≥ 8</w:t>
+            </w:r>
+          </w:p>
+        </w:tc>
+      </w:tr>
+      <w:tr>
+        <w:tc>
+          <w:tcPr>
+            <w:tcW w:type="pct" w:w="50%"/>
+          </w:tcPr>
+          <w:p>
+            <w:r>
+              <w:t xml:space="preserve">____  8</w:t>
+            </w:r>
+          </w:p>
+        </w:tc>
+        <w:tc>
+          <w:tcPr>
+            <w:tcW w:type="pct" w:w="50%"/>
+          </w:tcPr>
+          <w:p>
+            <w:r>
+              <w:t xml:space="preserve">B. x ≤ 6</w:t>
+            </w:r>
+          </w:p>
+        </w:tc>
+      </w:tr>
+      <w:tr>
+        <w:tc>
+          <w:tcPr>
+            <w:tcW w:type="pct" w:w="50%"/>
+          </w:tcPr>
+          <w:p>
+            <w:r>
+              <w:t xml:space="preserve">____  3</w:t>
+            </w:r>
+          </w:p>
+        </w:tc>
+        <w:tc>
+          <w:tcPr>
+            <w:tcW w:type="pct" w:w="50%"/>
+          </w:tcPr>
+          <w:p>
+            <w:r>
+              <w:t xml:space="preserve">A. x &gt; 10</w:t>
+            </w:r>
+          </w:p>
+        </w:tc>
+      </w:tr>
+    </w:tbl>
     <w:p>
       <w:pPr>
         <w:spacing w:after="60" w:before="120"/>
@@ -1236,10 +1451,22 @@
     </w:p>
     <w:p>
       <w:pPr>
+        <w:spacing w:after="20" w:before="0"/>
+      </w:pPr>
+      <w:r>
+        <w:t xml:space="preserve">     Subtract 6 from both sides: x &gt; 14 − 6 = 8. Graph: open circle at 8, shade right.</w:t>
+      </w:r>
+    </w:p>
+    <w:p>
+      <w:pPr>
         <w:spacing w:after="80" w:before="0"/>
       </w:pPr>
       <w:r>
-        <w:t xml:space="preserve">     Subtract 6 from both sides: x &gt; 14 − 6 = 8. Graph: open circle at 8, shade right.</w:t>
+        <w:rPr>
+          <w:i/>
+          <w:iCs/>
+        </w:rPr>
+        <w:t xml:space="preserve">     Watch for: A common mistake in Solve and Graph Inequalities is skipping the key idea: "Solve with inverse operations, then graph the solution set: open circle for &lt; or &gt;, closed for ≤ or ≥." — always check your work against this rule before you submit.</w:t>
       </w:r>
     </w:p>
     <w:p>
@@ -1256,10 +1483,22 @@
     </w:p>
     <w:p>
       <w:pPr>
+        <w:spacing w:after="20" w:before="0"/>
+      </w:pPr>
+      <w:r>
+        <w:t xml:space="preserve">     Add 9 to both sides: x ≤ 3 + 9 = 12. Graph: closed circle at 12, shade left.</w:t>
+      </w:r>
+    </w:p>
+    <w:p>
+      <w:pPr>
         <w:spacing w:after="80" w:before="0"/>
       </w:pPr>
       <w:r>
-        <w:t xml:space="preserve">     Add 9 to both sides: x ≤ 3 + 9 = 12. Graph: closed circle at 12, shade left.</w:t>
+        <w:rPr>
+          <w:i/>
+          <w:iCs/>
+        </w:rPr>
+        <w:t xml:space="preserve">     Watch for: A common mistake in Solve and Graph Inequalities is skipping the key idea: "Solve with inverse operations, then graph the solution set: open circle for &lt; or &gt;, closed for ≤ or ≥." — always check your work against this rule before you submit.</w:t>
       </w:r>
     </w:p>
     <w:p>
@@ -1304,10 +1543,22 @@
     </w:p>
     <w:p>
       <w:pPr>
+        <w:spacing w:after="20" w:before="0"/>
+      </w:pPr>
+      <w:r>
+        <w:t xml:space="preserve">     Substitute: 5 + 4 = 9. Since 9 &gt; 12 is false, x = 5 is NOT a solution.</w:t>
+      </w:r>
+    </w:p>
+    <w:p>
+      <w:pPr>
         <w:spacing w:after="80" w:before="0"/>
       </w:pPr>
       <w:r>
-        <w:t xml:space="preserve">     Substitute: 5 + 4 = 9. Since 9 &gt; 12 is false, x = 5 is NOT a solution.</w:t>
+        <w:rPr>
+          <w:i/>
+          <w:iCs/>
+        </w:rPr>
+        <w:t xml:space="preserve">     Watch for: A common mistake in Solve and Graph Inequalities is skipping the key idea: "Solve with inverse operations, then graph the solution set: open circle for &lt; or &gt;, closed for ≤ or ≥." — always check your work against this rule before you submit.</w:t>
       </w:r>
     </w:p>
     <w:p>
@@ -1339,7 +1590,43 @@
           <w:b/>
           <w:bCs/>
         </w:rPr>
-        <w:t xml:space="preserve">6. A. x &lt; 6</w:t>
+        <w:t xml:space="preserve">6. onLevel — Spot the Common Mistake</w:t>
+      </w:r>
+    </w:p>
+    <w:p>
+      <w:pPr>
+        <w:spacing w:after="20" w:before="0"/>
+      </w:pPr>
+      <w:r>
+        <w:t xml:space="preserve">     The mistake is in Step 2.</w:t>
+      </w:r>
+    </w:p>
+    <w:p>
+      <w:pPr>
+        <w:spacing w:after="20" w:before="0"/>
+      </w:pPr>
+      <w:r>
+        <w:t xml:space="preserve">     Correct work: Follow the key idea: Solve with inverse operations, then graph the solution set: open circle for &lt; or &gt;, closed for ≤ or ≥.</w:t>
+      </w:r>
+    </w:p>
+    <w:p>
+      <w:pPr>
+        <w:spacing w:after="40" w:before="0"/>
+      </w:pPr>
+      <w:r>
+        <w:rPr>
+          <w:b/>
+          <w:bCs/>
+        </w:rPr>
+        <w:t xml:space="preserve">7. A. 9</w:t>
+      </w:r>
+    </w:p>
+    <w:p>
+      <w:pPr>
+        <w:spacing w:after="20" w:before="0"/>
+      </w:pPr>
+      <w:r>
+        <w:t xml:space="preserve">     A solution makes x &gt; 7 true. Substitute each: 9 &gt; 7 is true, but 7 &gt; 7, 5 &gt; 7, and 3 &gt; 7 are all false. So 9 is the solution that opens the gate.</w:t>
       </w:r>
     </w:p>
     <w:p>
@@ -1347,19 +1634,31 @@
         <w:spacing w:after="80" w:before="0"/>
       </w:pPr>
       <w:r>
-        <w:t xml:space="preserve">     Subtract 3 from both sides: x &lt; 6.</w:t>
-      </w:r>
-    </w:p>
-    <w:p>
-      <w:pPr>
-        <w:spacing w:after="40" w:before="0"/>
-      </w:pPr>
-      <w:r>
-        <w:rPr>
-          <w:b/>
-          <w:bCs/>
-        </w:rPr>
-        <w:t xml:space="preserve">7. A. x ≥ 5</w:t>
+        <w:rPr>
+          <w:i/>
+          <w:iCs/>
+        </w:rPr>
+        <w:t xml:space="preserve">     Watch for: A common mistake in Solve and Graph Inequalities is skipping the key idea: "Solve with inverse operations, then graph the solution set: open circle for &lt; or &gt;, closed for ≤ or ≥." — always check your work against this rule before you submit.</w:t>
+      </w:r>
+    </w:p>
+    <w:p>
+      <w:pPr>
+        <w:spacing w:after="40" w:before="0"/>
+      </w:pPr>
+      <w:r>
+        <w:rPr>
+          <w:b/>
+          <w:bCs/>
+        </w:rPr>
+        <w:t xml:space="preserve">8. A. Yes, because 5 ≤ 5 is true</w:t>
+      </w:r>
+    </w:p>
+    <w:p>
+      <w:pPr>
+        <w:spacing w:after="20" w:before="0"/>
+      </w:pPr>
+      <w:r>
+        <w:t xml:space="preserve">     Substitute x = 5 into x ≤ 5: 5 ≤ 5 is true because ≤ means 'less than OR equal to.' The boundary value 5 IS a solution, so the gate opens.</w:t>
       </w:r>
     </w:p>
     <w:p>
@@ -1367,47 +1666,131 @@
         <w:spacing w:after="80" w:before="0"/>
       </w:pPr>
       <w:r>
-        <w:t xml:space="preserve">     Divide both sides by 2: x ≥ 5.</w:t>
-      </w:r>
-    </w:p>
-    <w:p>
-      <w:pPr>
-        <w:spacing w:after="40" w:before="0"/>
-      </w:pPr>
-      <w:r>
-        <w:rPr>
-          <w:b/>
-          <w:bCs/>
-        </w:rPr>
-        <w:t xml:space="preserve">8. A. h ≥ 48; 50 inches works</w:t>
-      </w:r>
-    </w:p>
-    <w:p>
-      <w:pPr>
-        <w:spacing w:after="80" w:before="0"/>
-      </w:pPr>
-      <w:r>
-        <w:t xml:space="preserve">     'At least 48' is h ≥ 48, and 50 satisfies it.</w:t>
-      </w:r>
-    </w:p>
-    <w:p>
-      <w:pPr>
-        <w:spacing w:after="40" w:before="0"/>
-      </w:pPr>
-      <w:r>
-        <w:rPr>
-          <w:b/>
-          <w:bCs/>
-        </w:rPr>
-        <w:t xml:space="preserve">9. A. 8</w:t>
-      </w:r>
-    </w:p>
-    <w:p>
-      <w:pPr>
-        <w:spacing w:after="80" w:before="0"/>
-      </w:pPr>
-      <w:r>
-        <w:t xml:space="preserve">     8 is greater than 7, so it is not a solution.</w:t>
+        <w:rPr>
+          <w:i/>
+          <w:iCs/>
+        </w:rPr>
+        <w:t xml:space="preserve">     Watch for: A common mistake in Solve and Graph Inequalities is skipping the key idea: "Solve with inverse operations, then graph the solution set: open circle for &lt; or &gt;, closed for ≤ or ≥." — always check your work against this rule before you submit.</w:t>
+      </w:r>
+    </w:p>
+    <w:p>
+      <w:pPr>
+        <w:spacing w:after="40" w:before="0"/>
+      </w:pPr>
+      <w:r>
+        <w:rPr>
+          <w:b/>
+          <w:bCs/>
+        </w:rPr>
+        <w:t xml:space="preserve">9. Correct groups:</w:t>
+      </w:r>
+    </w:p>
+    <w:p>
+      <w:pPr>
+        <w:spacing w:after="20" w:before="0"/>
+      </w:pPr>
+      <w:r>
+        <w:t xml:space="preserve">     9 → Solution of x ≥ 4</w:t>
+      </w:r>
+    </w:p>
+    <w:p>
+      <w:pPr>
+        <w:spacing w:after="20" w:before="0"/>
+      </w:pPr>
+      <w:r>
+        <w:t xml:space="preserve">     5 → Solution of x ≥ 4</w:t>
+      </w:r>
+    </w:p>
+    <w:p>
+      <w:pPr>
+        <w:spacing w:after="20" w:before="0"/>
+      </w:pPr>
+      <w:r>
+        <w:t xml:space="preserve">     4 → Solution of x ≥ 4</w:t>
+      </w:r>
+    </w:p>
+    <w:p>
+      <w:pPr>
+        <w:spacing w:after="20" w:before="0"/>
+      </w:pPr>
+      <w:r>
+        <w:t xml:space="preserve">     3 → NOT a solution of x ≥ 4</w:t>
+      </w:r>
+    </w:p>
+    <w:p>
+      <w:pPr>
+        <w:spacing w:after="20" w:before="0"/>
+      </w:pPr>
+      <w:r>
+        <w:t xml:space="preserve">     2 → NOT a solution of x ≥ 4</w:t>
+      </w:r>
+    </w:p>
+    <w:p>
+      <w:pPr>
+        <w:spacing w:after="20" w:before="0"/>
+      </w:pPr>
+      <w:r>
+        <w:t xml:space="preserve">     0 → NOT a solution of x ≥ 4</w:t>
+      </w:r>
+    </w:p>
+    <w:p>
+      <w:pPr>
+        <w:spacing w:after="40" w:before="0"/>
+      </w:pPr>
+      <w:r>
+        <w:t xml:space="preserve"/>
+      </w:r>
+    </w:p>
+    <w:p>
+      <w:pPr>
+        <w:spacing w:after="40" w:before="0"/>
+      </w:pPr>
+      <w:r>
+        <w:rPr>
+          <w:b/>
+          <w:bCs/>
+        </w:rPr>
+        <w:t xml:space="preserve">10. Matches:</w:t>
+      </w:r>
+    </w:p>
+    <w:p>
+      <w:pPr>
+        <w:spacing w:after="20" w:before="0"/>
+      </w:pPr>
+      <w:r>
+        <w:t xml:space="preserve">     12 → x &gt; 10</w:t>
+      </w:r>
+    </w:p>
+    <w:p>
+      <w:pPr>
+        <w:spacing w:after="20" w:before="0"/>
+      </w:pPr>
+      <w:r>
+        <w:t xml:space="preserve">     6 → x ≤ 6</w:t>
+      </w:r>
+    </w:p>
+    <w:p>
+      <w:pPr>
+        <w:spacing w:after="20" w:before="0"/>
+      </w:pPr>
+      <w:r>
+        <w:t xml:space="preserve">     8 → x ≥ 8</w:t>
+      </w:r>
+    </w:p>
+    <w:p>
+      <w:pPr>
+        <w:spacing w:after="20" w:before="0"/>
+      </w:pPr>
+      <w:r>
+        <w:t xml:space="preserve">     3 → x &lt; 5</w:t>
+      </w:r>
+    </w:p>
+    <w:p>
+      <w:pPr>
+        <w:spacing w:after="40" w:before="0"/>
+      </w:pPr>
+      <w:r>
+        <w:t xml:space="preserve"/>
       </w:r>
     </w:p>
     <w:sectPr>

--- a/lessons/7-6/homework.docx
+++ b/lessons/7-6/homework.docx
@@ -993,31 +993,39 @@
           <w:b/>
           <w:bCs/>
         </w:rPr>
-        <w:t xml:space="preserve">6. onLevel — Spot the Common Mistake</w:t>
-      </w:r>
-    </w:p>
-    <w:p>
-      <w:pPr>
-        <w:spacing w:after="40" w:before="0"/>
-      </w:pPr>
-      <w:r>
-        <w:t xml:space="preserve">   Step 1 (Read): A student is working on Solve and Graph Inequalities.</w:t>
-      </w:r>
-    </w:p>
-    <w:p>
-      <w:pPr>
-        <w:spacing w:after="40" w:before="0"/>
-      </w:pPr>
-      <w:r>
-        <w:t xml:space="preserve">   Step 2 (Attempt): They ignored the rule: Solve with inverse operations, then graph the solution set: open circle for &lt; or &gt;, closed for ≤ or ≥.</w:t>
-      </w:r>
-    </w:p>
-    <w:p>
-      <w:pPr>
-        <w:spacing w:after="40" w:before="0"/>
-      </w:pPr>
-      <w:r>
-        <w:t xml:space="preserve">   Step 3 (Check): The answer does not match the math rule from class.</w:t>
+        <w:t xml:space="preserve">6. onLevel — Catch the Open vs. Closed Circle Mistake</w:t>
+      </w:r>
+    </w:p>
+    <w:p>
+      <w:pPr>
+        <w:spacing w:after="40" w:before="0"/>
+      </w:pPr>
+      <w:r>
+        <w:t xml:space="preserve">   Step 1 (Inequality): x − 4 ≥ 9</w:t>
+      </w:r>
+    </w:p>
+    <w:p>
+      <w:pPr>
+        <w:spacing w:after="40" w:before="0"/>
+      </w:pPr>
+      <w:r>
+        <w:t xml:space="preserve">   Step 2 (Inverse operation): Add 4 to both sides</w:t>
+      </w:r>
+    </w:p>
+    <w:p>
+      <w:pPr>
+        <w:spacing w:after="40" w:before="0"/>
+      </w:pPr>
+      <w:r>
+        <w:t xml:space="preserve">   Step 3 (Simplify): x ≥ 13</w:t>
+      </w:r>
+    </w:p>
+    <w:p>
+      <w:pPr>
+        <w:spacing w:after="40" w:before="0"/>
+      </w:pPr>
+      <w:r>
+        <w:t xml:space="preserve">   Step 4 (Graph): Open circle at 13, shade right</w:t>
       </w:r>
     </w:p>
     <w:p>
@@ -1466,7 +1474,7 @@
           <w:i/>
           <w:iCs/>
         </w:rPr>
-        <w:t xml:space="preserve">     Watch for: A common mistake in Solve and Graph Inequalities is skipping the key idea: "Solve with inverse operations, then graph the solution set: open circle for &lt; or &gt;, closed for ≤ or ≥." — always check your work against this rule before you submit.</w:t>
+        <w:t xml:space="preserve">     Watch for: A common mistake in Solve and Graph Inequalities is shading the number line in the wrong direction after solving. For example, a student solves x + 4 &gt; 10 correctly to get x &gt; 6, but then shades LEFT toward smaller numbers instead of RIGHT toward greater numbers. The shading direction always matches the solved symbol, not the original problem: '&gt;' and '≥' shade right (greater numbers), '&lt;' and '≤' shade left (smaller numbers) — check this AFTER you solve, not before. To catch this mistake, substitute one shaded value and one unshaded value back into the original inequality: the shaded value should make it true, and the unshaded value should make it false.</w:t>
       </w:r>
     </w:p>
     <w:p>
@@ -1498,7 +1506,7 @@
           <w:i/>
           <w:iCs/>
         </w:rPr>
-        <w:t xml:space="preserve">     Watch for: A common mistake in Solve and Graph Inequalities is skipping the key idea: "Solve with inverse operations, then graph the solution set: open circle for &lt; or &gt;, closed for ≤ or ≥." — always check your work against this rule before you submit.</w:t>
+        <w:t xml:space="preserve">     Watch for: A common mistake in Solve and Graph Inequalities is shading the number line in the wrong direction after solving. For example, a student solves x + 4 &gt; 10 correctly to get x &gt; 6, but then shades LEFT toward smaller numbers instead of RIGHT toward greater numbers. The shading direction always matches the solved symbol, not the original problem: '&gt;' and '≥' shade right (greater numbers), '&lt;' and '≤' shade left (smaller numbers) — check this AFTER you solve, not before. To catch this mistake, substitute one shaded value and one unshaded value back into the original inequality: the shaded value should make it true, and the unshaded value should make it false.</w:t>
       </w:r>
     </w:p>
     <w:p>
@@ -1558,7 +1566,7 @@
           <w:i/>
           <w:iCs/>
         </w:rPr>
-        <w:t xml:space="preserve">     Watch for: A common mistake in Solve and Graph Inequalities is skipping the key idea: "Solve with inverse operations, then graph the solution set: open circle for &lt; or &gt;, closed for ≤ or ≥." — always check your work against this rule before you submit.</w:t>
+        <w:t xml:space="preserve">     Watch for: A common mistake in Solve and Graph Inequalities is shading the number line in the wrong direction after solving. For example, a student solves x + 4 &gt; 10 correctly to get x &gt; 6, but then shades LEFT toward smaller numbers instead of RIGHT toward greater numbers. The shading direction always matches the solved symbol, not the original problem: '&gt;' and '≥' shade right (greater numbers), '&lt;' and '≤' shade left (smaller numbers) — check this AFTER you solve, not before. To catch this mistake, substitute one shaded value and one unshaded value back into the original inequality: the shaded value should make it true, and the unshaded value should make it false.</w:t>
       </w:r>
     </w:p>
     <w:p>
@@ -1590,7 +1598,7 @@
           <w:b/>
           <w:bCs/>
         </w:rPr>
-        <w:t xml:space="preserve">6. onLevel — Spot the Common Mistake</w:t>
+        <w:t xml:space="preserve">6. onLevel — Catch the Open vs. Closed Circle Mistake</w:t>
       </w:r>
     </w:p>
     <w:p>
@@ -1598,7 +1606,7 @@
         <w:spacing w:after="20" w:before="0"/>
       </w:pPr>
       <w:r>
-        <w:t xml:space="preserve">     The mistake is in Step 2.</w:t>
+        <w:t xml:space="preserve">     The mistake is in Step 4.</w:t>
       </w:r>
     </w:p>
     <w:p>
@@ -1606,7 +1614,7 @@
         <w:spacing w:after="20" w:before="0"/>
       </w:pPr>
       <w:r>
-        <w:t xml:space="preserve">     Correct work: Follow the key idea: Solve with inverse operations, then graph the solution set: open circle for &lt; or &gt;, closed for ≤ or ≥.</w:t>
+        <w:t xml:space="preserve">     Correct work: The solving is correct: x ≥ 13. But the symbol ≥ means 'greater than OR equal to,' so 13 IS a solution and must be included. Use a CLOSED circle at 13 (not open), then shade right.</w:t>
       </w:r>
     </w:p>
     <w:p>
@@ -1638,7 +1646,7 @@
           <w:i/>
           <w:iCs/>
         </w:rPr>
-        <w:t xml:space="preserve">     Watch for: A common mistake in Solve and Graph Inequalities is skipping the key idea: "Solve with inverse operations, then graph the solution set: open circle for &lt; or &gt;, closed for ≤ or ≥." — always check your work against this rule before you submit.</w:t>
+        <w:t xml:space="preserve">     Watch for: A common mistake in Solve and Graph Inequalities is shading the number line in the wrong direction after solving. For example, a student solves x + 4 &gt; 10 correctly to get x &gt; 6, but then shades LEFT toward smaller numbers instead of RIGHT toward greater numbers. The shading direction always matches the solved symbol, not the original problem: '&gt;' and '≥' shade right (greater numbers), '&lt;' and '≤' shade left (smaller numbers) — check this AFTER you solve, not before. To catch this mistake, substitute one shaded value and one unshaded value back into the original inequality: the shaded value should make it true, and the unshaded value should make it false.</w:t>
       </w:r>
     </w:p>
     <w:p>
@@ -1670,7 +1678,7 @@
           <w:i/>
           <w:iCs/>
         </w:rPr>
-        <w:t xml:space="preserve">     Watch for: A common mistake in Solve and Graph Inequalities is skipping the key idea: "Solve with inverse operations, then graph the solution set: open circle for &lt; or &gt;, closed for ≤ or ≥." — always check your work against this rule before you submit.</w:t>
+        <w:t xml:space="preserve">     Watch for: A common mistake in Solve and Graph Inequalities is shading the number line in the wrong direction after solving. For example, a student solves x + 4 &gt; 10 correctly to get x &gt; 6, but then shades LEFT toward smaller numbers instead of RIGHT toward greater numbers. The shading direction always matches the solved symbol, not the original problem: '&gt;' and '≥' shade right (greater numbers), '&lt;' and '≤' shade left (smaller numbers) — check this AFTER you solve, not before. To catch this mistake, substitute one shaded value and one unshaded value back into the original inequality: the shaded value should make it true, and the unshaded value should make it false.</w:t>
       </w:r>
     </w:p>
     <w:p>

--- a/lessons/7-6/homework.docx
+++ b/lessons/7-6/homework.docx
@@ -12,7 +12,7 @@
           <w:b/>
           <w:bCs/>
         </w:rPr>
-        <w:t xml:space="preserve">Distance on the Coordinate Plane — Homework</w:t>
+        <w:t xml:space="preserve">Determine Distance on the Coordinate Plane — Homework</w:t>
       </w:r>
     </w:p>
     <w:p>
@@ -24,7 +24,7 @@
           <w:i/>
           <w:iCs/>
         </w:rPr>
-        <w:t xml:space="preserve">Lesson 9-6  •  Standard 6.NOS.9</w:t>
+        <w:t xml:space="preserve">Lesson 7-6  •  Standard 6.NOS.9</w:t>
       </w:r>
     </w:p>
     <w:p>
@@ -161,10 +161,10 @@
           <w:b/>
           <w:bCs/>
         </w:rPr>
-        <w:t xml:space="preserve">Distance (Distancia)</w:t>
-      </w:r>
-      <w:r>
-        <w:t xml:space="preserve"> — How far apart two points are. It is never negative.</w:t>
+        <w:t xml:space="preserve">Distance on the Coordinate Plane (Distancia en el plano de coordenadas)</w:t>
+      </w:r>
+      <w:r>
+        <w:t xml:space="preserve"> — The positive space between points, found from the absolute difference of coordinates on a horizontal or vertical line.</w:t>
       </w:r>
     </w:p>
     <w:p>
@@ -224,136 +224,10 @@
           <w:b/>
           <w:bCs/>
         </w:rPr>
-        <w:t xml:space="preserve">Absolute value (Valor absoluto)</w:t>
-      </w:r>
-      <w:r>
-        <w:t xml:space="preserve"> — How far a number is from zero.</w:t>
-      </w:r>
-    </w:p>
-    <w:p>
-      <w:pPr>
-        <w:keepNext/>
-        <w:spacing w:after="20" w:before="80"/>
-        <w:jc w:val="center"/>
-      </w:pPr>
-      <w:r>
-        <w:drawing>
-          <wp:inline distT="0" distB="0" distL="0" distR="0">
-            <wp:extent cx="1047750" cy="790575"/>
-            <wp:effectExtent t="0" r="0" b="0" l="0"/>
-            <wp:docPr id="1" name="" descr="" title=""/>
-            <wp:cNvGraphicFramePr>
-              <a:graphicFrameLocks xmlns:a="http://schemas.openxmlformats.org/drawingml/2006/main" noChangeAspect="1"/>
-            </wp:cNvGraphicFramePr>
-            <a:graphic xmlns:a="http://schemas.openxmlformats.org/drawingml/2006/main">
-              <a:graphicData uri="http://schemas.openxmlformats.org/drawingml/2006/picture">
-                <pic:pic xmlns:pic="http://schemas.openxmlformats.org/drawingml/2006/picture">
-                  <pic:nvPicPr>
-                    <pic:cNvPr id="0" name="" descr=""/>
-                    <pic:cNvPicPr>
-                      <a:picLocks noChangeAspect="1" noChangeArrowheads="1"/>
-                    </pic:cNvPicPr>
-                  </pic:nvPicPr>
-                  <pic:blipFill>
-                    <a:blip r:embed="rId7" cstate="none"/>
-                    <a:srcRect/>
-                    <a:stretch>
-                      <a:fillRect/>
-                    </a:stretch>
-                  </pic:blipFill>
-                  <pic:spPr bwMode="auto">
-                    <a:xfrm>
-                      <a:off x="0" y="0"/>
-                      <a:ext cx="1047750" cy="790575"/>
-                    </a:xfrm>
-                    <a:prstGeom prst="rect">
-                      <a:avLst/>
-                    </a:prstGeom>
-                  </pic:spPr>
-                </pic:pic>
-              </a:graphicData>
-            </a:graphic>
-          </wp:inline>
-        </w:drawing>
-      </w:r>
-    </w:p>
-    <w:p>
-      <w:pPr>
-        <w:keepNext/>
-        <w:spacing w:after="120"/>
-      </w:pPr>
-      <w:r>
-        <w:rPr>
-          <w:b/>
-          <w:bCs/>
-        </w:rPr>
-        <w:t xml:space="preserve">Horizontal distance (Distancia horizontal)</w:t>
-      </w:r>
-      <w:r>
-        <w:t xml:space="preserve"> — How far apart two points are going left or right.</w:t>
-      </w:r>
-    </w:p>
-    <w:p>
-      <w:pPr>
-        <w:keepNext/>
-        <w:spacing w:after="20" w:before="80"/>
-        <w:jc w:val="center"/>
-      </w:pPr>
-      <w:r>
-        <w:drawing>
-          <wp:inline distT="0" distB="0" distL="0" distR="0">
-            <wp:extent cx="1047750" cy="790575"/>
-            <wp:effectExtent t="0" r="0" b="0" l="0"/>
-            <wp:docPr id="1" name="" descr="" title=""/>
-            <wp:cNvGraphicFramePr>
-              <a:graphicFrameLocks xmlns:a="http://schemas.openxmlformats.org/drawingml/2006/main" noChangeAspect="1"/>
-            </wp:cNvGraphicFramePr>
-            <a:graphic xmlns:a="http://schemas.openxmlformats.org/drawingml/2006/main">
-              <a:graphicData uri="http://schemas.openxmlformats.org/drawingml/2006/picture">
-                <pic:pic xmlns:pic="http://schemas.openxmlformats.org/drawingml/2006/picture">
-                  <pic:nvPicPr>
-                    <pic:cNvPr id="0" name="" descr=""/>
-                    <pic:cNvPicPr>
-                      <a:picLocks noChangeAspect="1" noChangeArrowheads="1"/>
-                    </pic:cNvPicPr>
-                  </pic:nvPicPr>
-                  <pic:blipFill>
-                    <a:blip r:embed="rId7" cstate="none"/>
-                    <a:srcRect/>
-                    <a:stretch>
-                      <a:fillRect/>
-                    </a:stretch>
-                  </pic:blipFill>
-                  <pic:spPr bwMode="auto">
-                    <a:xfrm>
-                      <a:off x="0" y="0"/>
-                      <a:ext cx="1047750" cy="790575"/>
-                    </a:xfrm>
-                    <a:prstGeom prst="rect">
-                      <a:avLst/>
-                    </a:prstGeom>
-                  </pic:spPr>
-                </pic:pic>
-              </a:graphicData>
-            </a:graphic>
-          </wp:inline>
-        </w:drawing>
-      </w:r>
-    </w:p>
-    <w:p>
-      <w:pPr>
-        <w:keepNext/>
-        <w:spacing w:after="120"/>
-      </w:pPr>
-      <w:r>
-        <w:rPr>
-          <w:b/>
-          <w:bCs/>
-        </w:rPr>
-        <w:t xml:space="preserve">Vertical distance (Distancia vertical)</w:t>
-      </w:r>
-      <w:r>
-        <w:t xml:space="preserve"> — How far apart two points are going up or down.</w:t>
+        <w:t xml:space="preserve">Distance (Distancia)</w:t>
+      </w:r>
+      <w:r>
+        <w:t xml:space="preserve"> — How far apart two points are. It is never negative.</w:t>
       </w:r>
     </w:p>
     <w:p>
@@ -413,10 +287,136 @@
           <w:b/>
           <w:bCs/>
         </w:rPr>
-        <w:t xml:space="preserve">Coordinate plane (Plano cartesiano)</w:t>
-      </w:r>
-      <w:r>
-        <w:t xml:space="preserve"> — A grid with a line going across and a line going up that cross.</w:t>
+        <w:t xml:space="preserve">Absolute value (Valor absoluto)</w:t>
+      </w:r>
+      <w:r>
+        <w:t xml:space="preserve"> — How far a number is from zero. It is never negative.</w:t>
+      </w:r>
+    </w:p>
+    <w:p>
+      <w:pPr>
+        <w:keepNext/>
+        <w:spacing w:after="20" w:before="80"/>
+        <w:jc w:val="center"/>
+      </w:pPr>
+      <w:r>
+        <w:drawing>
+          <wp:inline distT="0" distB="0" distL="0" distR="0">
+            <wp:extent cx="1047750" cy="790575"/>
+            <wp:effectExtent t="0" r="0" b="0" l="0"/>
+            <wp:docPr id="1" name="" descr="" title=""/>
+            <wp:cNvGraphicFramePr>
+              <a:graphicFrameLocks xmlns:a="http://schemas.openxmlformats.org/drawingml/2006/main" noChangeAspect="1"/>
+            </wp:cNvGraphicFramePr>
+            <a:graphic xmlns:a="http://schemas.openxmlformats.org/drawingml/2006/main">
+              <a:graphicData uri="http://schemas.openxmlformats.org/drawingml/2006/picture">
+                <pic:pic xmlns:pic="http://schemas.openxmlformats.org/drawingml/2006/picture">
+                  <pic:nvPicPr>
+                    <pic:cNvPr id="0" name="" descr=""/>
+                    <pic:cNvPicPr>
+                      <a:picLocks noChangeAspect="1" noChangeArrowheads="1"/>
+                    </pic:cNvPicPr>
+                  </pic:nvPicPr>
+                  <pic:blipFill>
+                    <a:blip r:embed="rId8" cstate="none"/>
+                    <a:srcRect/>
+                    <a:stretch>
+                      <a:fillRect/>
+                    </a:stretch>
+                  </pic:blipFill>
+                  <pic:spPr bwMode="auto">
+                    <a:xfrm>
+                      <a:off x="0" y="0"/>
+                      <a:ext cx="1047750" cy="790575"/>
+                    </a:xfrm>
+                    <a:prstGeom prst="rect">
+                      <a:avLst/>
+                    </a:prstGeom>
+                  </pic:spPr>
+                </pic:pic>
+              </a:graphicData>
+            </a:graphic>
+          </wp:inline>
+        </w:drawing>
+      </w:r>
+    </w:p>
+    <w:p>
+      <w:pPr>
+        <w:keepNext/>
+        <w:spacing w:after="120"/>
+      </w:pPr>
+      <w:r>
+        <w:rPr>
+          <w:b/>
+          <w:bCs/>
+        </w:rPr>
+        <w:t xml:space="preserve">Horizontal distance (Distancia horizontal)</w:t>
+      </w:r>
+      <w:r>
+        <w:t xml:space="preserve"> — How far apart two points are going left or right.</w:t>
+      </w:r>
+    </w:p>
+    <w:p>
+      <w:pPr>
+        <w:keepNext/>
+        <w:spacing w:after="20" w:before="80"/>
+        <w:jc w:val="center"/>
+      </w:pPr>
+      <w:r>
+        <w:drawing>
+          <wp:inline distT="0" distB="0" distL="0" distR="0">
+            <wp:extent cx="1047750" cy="790575"/>
+            <wp:effectExtent t="0" r="0" b="0" l="0"/>
+            <wp:docPr id="1" name="" descr="" title=""/>
+            <wp:cNvGraphicFramePr>
+              <a:graphicFrameLocks xmlns:a="http://schemas.openxmlformats.org/drawingml/2006/main" noChangeAspect="1"/>
+            </wp:cNvGraphicFramePr>
+            <a:graphic xmlns:a="http://schemas.openxmlformats.org/drawingml/2006/main">
+              <a:graphicData uri="http://schemas.openxmlformats.org/drawingml/2006/picture">
+                <pic:pic xmlns:pic="http://schemas.openxmlformats.org/drawingml/2006/picture">
+                  <pic:nvPicPr>
+                    <pic:cNvPr id="0" name="" descr=""/>
+                    <pic:cNvPicPr>
+                      <a:picLocks noChangeAspect="1" noChangeArrowheads="1"/>
+                    </pic:cNvPicPr>
+                  </pic:nvPicPr>
+                  <pic:blipFill>
+                    <a:blip r:embed="rId8" cstate="none"/>
+                    <a:srcRect/>
+                    <a:stretch>
+                      <a:fillRect/>
+                    </a:stretch>
+                  </pic:blipFill>
+                  <pic:spPr bwMode="auto">
+                    <a:xfrm>
+                      <a:off x="0" y="0"/>
+                      <a:ext cx="1047750" cy="790575"/>
+                    </a:xfrm>
+                    <a:prstGeom prst="rect">
+                      <a:avLst/>
+                    </a:prstGeom>
+                  </pic:spPr>
+                </pic:pic>
+              </a:graphicData>
+            </a:graphic>
+          </wp:inline>
+        </w:drawing>
+      </w:r>
+    </w:p>
+    <w:p>
+      <w:pPr>
+        <w:keepNext/>
+        <w:spacing w:after="120"/>
+      </w:pPr>
+      <w:r>
+        <w:rPr>
+          <w:b/>
+          <w:bCs/>
+        </w:rPr>
+        <w:t xml:space="preserve">Vertical distance (Distancia vertical)</w:t>
+      </w:r>
+      <w:r>
+        <w:t xml:space="preserve"> — How far apart two points are going up or down.</w:t>
       </w:r>
     </w:p>
     <w:p>
@@ -445,6 +445,69 @@
                   </pic:nvPicPr>
                   <pic:blipFill>
                     <a:blip r:embed="rId10" cstate="none"/>
+                    <a:srcRect/>
+                    <a:stretch>
+                      <a:fillRect/>
+                    </a:stretch>
+                  </pic:blipFill>
+                  <pic:spPr bwMode="auto">
+                    <a:xfrm>
+                      <a:off x="0" y="0"/>
+                      <a:ext cx="1047750" cy="790575"/>
+                    </a:xfrm>
+                    <a:prstGeom prst="rect">
+                      <a:avLst/>
+                    </a:prstGeom>
+                  </pic:spPr>
+                </pic:pic>
+              </a:graphicData>
+            </a:graphic>
+          </wp:inline>
+        </w:drawing>
+      </w:r>
+    </w:p>
+    <w:p>
+      <w:pPr>
+        <w:keepNext/>
+        <w:spacing w:after="120"/>
+      </w:pPr>
+      <w:r>
+        <w:rPr>
+          <w:b/>
+          <w:bCs/>
+        </w:rPr>
+        <w:t xml:space="preserve">Coordinate plane (Plano cartesiano)</w:t>
+      </w:r>
+      <w:r>
+        <w:t xml:space="preserve"> — A grid with a line going across and a line going up to plot points.</w:t>
+      </w:r>
+    </w:p>
+    <w:p>
+      <w:pPr>
+        <w:keepNext/>
+        <w:spacing w:after="20" w:before="80"/>
+        <w:jc w:val="center"/>
+      </w:pPr>
+      <w:r>
+        <w:drawing>
+          <wp:inline distT="0" distB="0" distL="0" distR="0">
+            <wp:extent cx="1047750" cy="790575"/>
+            <wp:effectExtent t="0" r="0" b="0" l="0"/>
+            <wp:docPr id="1" name="" descr="" title=""/>
+            <wp:cNvGraphicFramePr>
+              <a:graphicFrameLocks xmlns:a="http://schemas.openxmlformats.org/drawingml/2006/main" noChangeAspect="1"/>
+            </wp:cNvGraphicFramePr>
+            <a:graphic xmlns:a="http://schemas.openxmlformats.org/drawingml/2006/main">
+              <a:graphicData uri="http://schemas.openxmlformats.org/drawingml/2006/picture">
+                <pic:pic xmlns:pic="http://schemas.openxmlformats.org/drawingml/2006/picture">
+                  <pic:nvPicPr>
+                    <pic:cNvPr id="0" name="" descr=""/>
+                    <pic:cNvPicPr>
+                      <a:picLocks noChangeAspect="1" noChangeArrowheads="1"/>
+                    </pic:cNvPicPr>
+                  </pic:nvPicPr>
+                  <pic:blipFill>
+                    <a:blip r:embed="rId11" cstate="none"/>
                     <a:srcRect/>
                     <a:stretch>
                       <a:fillRect/>
@@ -943,7 +1006,7 @@
           <w:b/>
           <w:bCs/>
         </w:rPr>
-        <w:t xml:space="preserve">5. onLevel — Spot the Common Mistake</w:t>
+        <w:t xml:space="preserve">5. Spot the Common Mistake</w:t>
       </w:r>
     </w:p>
     <w:p>
@@ -1481,7 +1544,7 @@
           <w:b/>
           <w:bCs/>
         </w:rPr>
-        <w:t xml:space="preserve">5. onLevel — Spot the Common Mistake</w:t>
+        <w:t xml:space="preserve">5. Spot the Common Mistake</w:t>
       </w:r>
     </w:p>
     <w:p>
@@ -1498,6 +1561,14 @@
       </w:pPr>
       <w:r>
         <w:t xml:space="preserve">     Correct work: The student dropped the negative sign and used 5 instead of -5. The point is at x = -5, so the two points sit on opposite sides of zero. Add the absolute values: |-5| + |3| = 5 + 3 = 8 units. (You can also write |3 - (-5)| = |3 + 5| = 8.) The correct distance is 8 units, not 2.</w:t>
+      </w:r>
+    </w:p>
+    <w:p>
+      <w:pPr>
+        <w:spacing w:after="80" w:before="0"/>
+      </w:pPr>
+      <w:r>
+        <w:t xml:space="preserve">     Watch for: The student-thinking step dropped the negative sign and treated -5 as 5. Because the points really sit on opposite sides of the y-axis, the distance is |-5| + |3| = 8 units, which matches |3 - (-5)| = |3 + 5| = 8.</w:t>
       </w:r>
     </w:p>
     <w:p>
